--- a/yunqi-2026-cipu-forum/docs/02-RISC-V-CPU机遇创新实践-傅晶晶.docx
+++ b/yunqi-2026-cipu-forum/docs/02-RISC-V-CPU机遇创新实践-傅晶晶.docx
@@ -269,7 +269,7 @@
           <w:b/>
           <w:sz w:val="26"/>
         </w:rPr>
-        <w:t>三、分节梳理</w:t>
+        <w:t>三、分节梳理与PPT佐证</w:t>
       </w:r>
     </w:p>
     <w:p>
@@ -279,10 +279,23 @@
       <w:r>
         <w:rPr>
           <w:rFonts w:ascii="微软雅黑" w:hAnsi="微软雅黑" w:eastAsia="微软雅黑"/>
+          <w:b w:val="0"/>
+          <w:sz w:val="20"/>
+        </w:rPr>
+        <w:t>以下按议题结构展开；每节文字要点之后立即附上对应 PPT 截图作为佐证。</w:t>
+      </w:r>
+    </w:p>
+    <w:p>
+      <w:pPr>
+        <w:spacing w:after="80" w:line="300" w:lineRule="auto"/>
+      </w:pPr>
+      <w:r>
+        <w:rPr>
+          <w:rFonts w:ascii="微软雅黑" w:hAnsi="微软雅黑" w:eastAsia="微软雅黑"/>
           <w:b/>
           <w:sz w:val="24"/>
         </w:rPr>
-        <w:t>1. 为何是 CPU 架构拐点</w:t>
+        <w:t>嘉宾与开场</w:t>
       </w:r>
     </w:p>
     <w:p>
@@ -296,129 +309,7 @@
           <w:b w:val="0"/>
           <w:sz w:val="22"/>
         </w:rPr>
-        <w:t>Agentic 负载量化特征导致 CPU 占比回升。</w:t>
-      </w:r>
-    </w:p>
-    <w:p>
-      <w:pPr>
-        <w:pStyle w:val="ListBullet"/>
-        <w:spacing w:after="60"/>
-      </w:pPr>
-      <w:r>
-        <w:rPr>
-          <w:rFonts w:ascii="微软雅黑" w:hAnsi="微软雅黑" w:eastAsia="微软雅黑"/>
-          <w:b w:val="0"/>
-          <w:sz w:val="22"/>
-        </w:rPr>
-        <w:t>配比与成本结构发生结构性变化。</w:t>
-      </w:r>
-    </w:p>
-    <w:p>
-      <w:pPr>
-        <w:spacing w:after="120" w:line="300" w:lineRule="auto"/>
-      </w:pPr>
-      <w:r>
-        <w:rPr>
-          <w:rFonts w:ascii="微软雅黑" w:hAnsi="微软雅黑" w:eastAsia="微软雅黑"/>
-          <w:b/>
-          <w:sz w:val="24"/>
-        </w:rPr>
-        <w:t>2. 为何 RISC-V 有机会</w:t>
-      </w:r>
-    </w:p>
-    <w:p>
-      <w:pPr>
-        <w:pStyle w:val="ListBullet"/>
-        <w:spacing w:after="60"/>
-      </w:pPr>
-      <w:r>
-        <w:rPr>
-          <w:rFonts w:ascii="微软雅黑" w:hAnsi="微软雅黑" w:eastAsia="微软雅黑"/>
-          <w:b w:val="0"/>
-          <w:sz w:val="22"/>
-        </w:rPr>
-        <w:t>开放 ISA 与模块化扩展吸收不确定负载。</w:t>
-      </w:r>
-    </w:p>
-    <w:p>
-      <w:pPr>
-        <w:pStyle w:val="ListBullet"/>
-        <w:spacing w:after="60"/>
-      </w:pPr>
-      <w:r>
-        <w:rPr>
-          <w:rFonts w:ascii="微软雅黑" w:hAnsi="微软雅黑" w:eastAsia="微软雅黑"/>
-          <w:b w:val="0"/>
-          <w:sz w:val="22"/>
-        </w:rPr>
-        <w:t>软硬全栈闭环与生态复利。</w:t>
-      </w:r>
-    </w:p>
-    <w:p>
-      <w:pPr>
-        <w:spacing w:after="120" w:line="300" w:lineRule="auto"/>
-      </w:pPr>
-      <w:r>
-        <w:rPr>
-          <w:rFonts w:ascii="微软雅黑" w:hAnsi="微软雅黑" w:eastAsia="微软雅黑"/>
-          <w:b/>
-          <w:sz w:val="24"/>
-        </w:rPr>
-        <w:t>3. 玄铁 C950 与云芯协同</w:t>
-      </w:r>
-    </w:p>
-    <w:p>
-      <w:pPr>
-        <w:pStyle w:val="ListBullet"/>
-        <w:spacing w:after="60"/>
-      </w:pPr>
-      <w:r>
-        <w:rPr>
-          <w:rFonts w:ascii="微软雅黑" w:hAnsi="微软雅黑" w:eastAsia="微软雅黑"/>
-          <w:b w:val="0"/>
-          <w:sz w:val="22"/>
-        </w:rPr>
-        <w:t>宽发射乱序 + 向量/矩阵进入主线。</w:t>
-      </w:r>
-    </w:p>
-    <w:p>
-      <w:pPr>
-        <w:pStyle w:val="ListBullet"/>
-        <w:spacing w:after="60"/>
-      </w:pPr>
-      <w:r>
-        <w:rPr>
-          <w:rFonts w:ascii="微软雅黑" w:hAnsi="微软雅黑" w:eastAsia="微软雅黑"/>
-          <w:b w:val="0"/>
-          <w:sz w:val="22"/>
-        </w:rPr>
-        <w:t>与阿里云/CIPU 形成场景牵引与产品闭环。</w:t>
-      </w:r>
-    </w:p>
-    <w:p>
-      <w:pPr>
-        <w:pStyle w:val="Heading2"/>
-      </w:pPr>
-      <w:r>
-        <w:rPr>
-          <w:rFonts w:ascii="微软雅黑" w:hAnsi="微软雅黑" w:eastAsia="微软雅黑"/>
-          <w:b/>
-          <w:sz w:val="26"/>
-        </w:rPr>
-        <w:t>四、PPT截图佐证</w:t>
-      </w:r>
-    </w:p>
-    <w:p>
-      <w:pPr>
-        <w:spacing w:after="120" w:line="300" w:lineRule="auto"/>
-      </w:pPr>
-      <w:r>
-        <w:rPr>
-          <w:rFonts w:ascii="微软雅黑" w:hAnsi="微软雅黑" w:eastAsia="微软雅黑"/>
-          <w:b w:val="0"/>
-          <w:sz w:val="22"/>
-        </w:rPr>
-        <w:t>以下截图取自官方回放视频对应时间点，用于佐证上述要点。</w:t>
+        <w:t>本场开场确认讲者身份与议题。</w:t>
       </w:r>
     </w:p>
     <w:p>
@@ -476,7 +367,34 @@
     </w:p>
     <w:p>
       <w:pPr>
-        <w:spacing w:after="120" w:line="300" w:lineRule="auto"/>
+        <w:spacing w:after="200" w:line="300" w:lineRule="auto"/>
+      </w:pPr>
+      <w:r>
+        <w:rPr>
+          <w:rFonts w:ascii="微软雅黑" w:hAnsi="微软雅黑" w:eastAsia="微软雅黑"/>
+          <w:b w:val="0"/>
+          <w:sz w:val="20"/>
+        </w:rPr>
+        <w:t>佐证说明：达摩院 RISC-V 资深技术专家。</w:t>
+      </w:r>
+    </w:p>
+    <w:p>
+      <w:pPr>
+        <w:spacing w:after="80" w:line="300" w:lineRule="auto"/>
+      </w:pPr>
+      <w:r>
+        <w:rPr>
+          <w:rFonts w:ascii="微软雅黑" w:hAnsi="微软雅黑" w:eastAsia="微软雅黑"/>
+          <w:b/>
+          <w:sz w:val="24"/>
+        </w:rPr>
+        <w:t>1. 为何是 CPU 架构拐点</w:t>
+      </w:r>
+    </w:p>
+    <w:p>
+      <w:pPr>
+        <w:pStyle w:val="ListBullet"/>
+        <w:spacing w:after="60"/>
       </w:pPr>
       <w:r>
         <w:rPr>
@@ -484,7 +402,21 @@
           <w:b w:val="0"/>
           <w:sz w:val="22"/>
         </w:rPr>
-        <w:t>达摩院 RISC-V 资深技术专家。</w:t>
+        <w:t>Agentic 负载量化特征导致 CPU 占比回升。</w:t>
+      </w:r>
+    </w:p>
+    <w:p>
+      <w:pPr>
+        <w:pStyle w:val="ListBullet"/>
+        <w:spacing w:after="60"/>
+      </w:pPr>
+      <w:r>
+        <w:rPr>
+          <w:rFonts w:ascii="微软雅黑" w:hAnsi="微软雅黑" w:eastAsia="微软雅黑"/>
+          <w:b w:val="0"/>
+          <w:sz w:val="22"/>
+        </w:rPr>
+        <w:t>配比与成本结构发生结构性变化。</w:t>
       </w:r>
     </w:p>
     <w:p>
@@ -542,15 +474,15 @@
     </w:p>
     <w:p>
       <w:pPr>
-        <w:spacing w:after="120" w:line="300" w:lineRule="auto"/>
+        <w:spacing w:after="200" w:line="300" w:lineRule="auto"/>
       </w:pPr>
       <w:r>
         <w:rPr>
           <w:rFonts w:ascii="微软雅黑" w:hAnsi="微软雅黑" w:eastAsia="微软雅黑"/>
           <w:b w:val="0"/>
-          <w:sz w:val="22"/>
+          <w:sz w:val="20"/>
         </w:rPr>
-        <w:t>机遇、创新、C950 实践三部分。</w:t>
+        <w:t>佐证说明：机遇、创新、C950 实践三部分。</w:t>
       </w:r>
     </w:p>
     <w:p>
@@ -608,15 +540,15 @@
     </w:p>
     <w:p>
       <w:pPr>
-        <w:spacing w:after="120" w:line="300" w:lineRule="auto"/>
+        <w:spacing w:after="200" w:line="300" w:lineRule="auto"/>
       </w:pPr>
       <w:r>
         <w:rPr>
           <w:rFonts w:ascii="微软雅黑" w:hAnsi="微软雅黑" w:eastAsia="微软雅黑"/>
           <w:b w:val="0"/>
-          <w:sz w:val="22"/>
+          <w:sz w:val="20"/>
         </w:rPr>
-        <w:t>Token/工具/I/O 特征对比。</w:t>
+        <w:t>佐证说明：Token/工具/I/O 特征对比。</w:t>
       </w:r>
     </w:p>
     <w:p>
@@ -674,7 +606,34 @@
     </w:p>
     <w:p>
       <w:pPr>
-        <w:spacing w:after="120" w:line="300" w:lineRule="auto"/>
+        <w:spacing w:after="200" w:line="300" w:lineRule="auto"/>
+      </w:pPr>
+      <w:r>
+        <w:rPr>
+          <w:rFonts w:ascii="微软雅黑" w:hAnsi="微软雅黑" w:eastAsia="微软雅黑"/>
+          <w:b w:val="0"/>
+          <w:sz w:val="20"/>
+        </w:rPr>
+        <w:t>佐证说明：1:8 → 1:1～1:2；每 GW CPU 核数约 4×。</w:t>
+      </w:r>
+    </w:p>
+    <w:p>
+      <w:pPr>
+        <w:spacing w:after="80" w:line="300" w:lineRule="auto"/>
+      </w:pPr>
+      <w:r>
+        <w:rPr>
+          <w:rFonts w:ascii="微软雅黑" w:hAnsi="微软雅黑" w:eastAsia="微软雅黑"/>
+          <w:b/>
+          <w:sz w:val="24"/>
+        </w:rPr>
+        <w:t>2. 为何 RISC-V 有机会</w:t>
+      </w:r>
+    </w:p>
+    <w:p>
+      <w:pPr>
+        <w:pStyle w:val="ListBullet"/>
+        <w:spacing w:after="60"/>
       </w:pPr>
       <w:r>
         <w:rPr>
@@ -682,7 +641,21 @@
           <w:b w:val="0"/>
           <w:sz w:val="22"/>
         </w:rPr>
-        <w:t>1:8 → 1:1～1:2；每 GW CPU 核数约 4×。</w:t>
+        <w:t>开放 ISA 与模块化扩展吸收不确定负载。</w:t>
+      </w:r>
+    </w:p>
+    <w:p>
+      <w:pPr>
+        <w:pStyle w:val="ListBullet"/>
+        <w:spacing w:after="60"/>
+      </w:pPr>
+      <w:r>
+        <w:rPr>
+          <w:rFonts w:ascii="微软雅黑" w:hAnsi="微软雅黑" w:eastAsia="微软雅黑"/>
+          <w:b w:val="0"/>
+          <w:sz w:val="22"/>
+        </w:rPr>
+        <w:t>软硬全栈闭环与生态复利。</w:t>
       </w:r>
     </w:p>
     <w:p>
@@ -740,7 +713,34 @@
     </w:p>
     <w:p>
       <w:pPr>
-        <w:spacing w:after="120" w:line="300" w:lineRule="auto"/>
+        <w:spacing w:after="200" w:line="300" w:lineRule="auto"/>
+      </w:pPr>
+      <w:r>
+        <w:rPr>
+          <w:rFonts w:ascii="微软雅黑" w:hAnsi="微软雅黑" w:eastAsia="微软雅黑"/>
+          <w:b w:val="0"/>
+          <w:sz w:val="20"/>
+        </w:rPr>
+        <w:t>佐证说明：开放 ISA、模块化、软硬协同、生态共建。</w:t>
+      </w:r>
+    </w:p>
+    <w:p>
+      <w:pPr>
+        <w:spacing w:after="80" w:line="300" w:lineRule="auto"/>
+      </w:pPr>
+      <w:r>
+        <w:rPr>
+          <w:rFonts w:ascii="微软雅黑" w:hAnsi="微软雅黑" w:eastAsia="微软雅黑"/>
+          <w:b/>
+          <w:sz w:val="24"/>
+        </w:rPr>
+        <w:t>3. 玄铁 C950 与云芯协同</w:t>
+      </w:r>
+    </w:p>
+    <w:p>
+      <w:pPr>
+        <w:pStyle w:val="ListBullet"/>
+        <w:spacing w:after="60"/>
       </w:pPr>
       <w:r>
         <w:rPr>
@@ -748,7 +748,21 @@
           <w:b w:val="0"/>
           <w:sz w:val="22"/>
         </w:rPr>
-        <w:t>开放 ISA、模块化、软硬协同、生态共建。</w:t>
+        <w:t>宽发射乱序 + 向量/矩阵进入主线。</w:t>
+      </w:r>
+    </w:p>
+    <w:p>
+      <w:pPr>
+        <w:pStyle w:val="ListBullet"/>
+        <w:spacing w:after="60"/>
+      </w:pPr>
+      <w:r>
+        <w:rPr>
+          <w:rFonts w:ascii="微软雅黑" w:hAnsi="微软雅黑" w:eastAsia="微软雅黑"/>
+          <w:b w:val="0"/>
+          <w:sz w:val="22"/>
+        </w:rPr>
+        <w:t>与阿里云/CIPU 形成场景牵引与产品闭环。</w:t>
       </w:r>
     </w:p>
     <w:p>
@@ -806,15 +820,15 @@
     </w:p>
     <w:p>
       <w:pPr>
-        <w:spacing w:after="120" w:line="300" w:lineRule="auto"/>
+        <w:spacing w:after="200" w:line="300" w:lineRule="auto"/>
       </w:pPr>
       <w:r>
         <w:rPr>
           <w:rFonts w:ascii="微软雅黑" w:hAnsi="微软雅黑" w:eastAsia="微软雅黑"/>
           <w:b w:val="0"/>
-          <w:sz w:val="22"/>
+          <w:sz w:val="20"/>
         </w:rPr>
-        <w:t>RVA23.1、8 发射、&gt;3GHz。</w:t>
+        <w:t>佐证说明：RVA23.1、8 发射、&gt;3GHz。</w:t>
       </w:r>
     </w:p>
     <w:p>
@@ -872,15 +886,15 @@
     </w:p>
     <w:p>
       <w:pPr>
-        <w:spacing w:after="120" w:line="300" w:lineRule="auto"/>
+        <w:spacing w:after="200" w:line="300" w:lineRule="auto"/>
       </w:pPr>
       <w:r>
         <w:rPr>
           <w:rFonts w:ascii="微软雅黑" w:hAnsi="微软雅黑" w:eastAsia="微软雅黑"/>
           <w:b w:val="0"/>
-          <w:sz w:val="22"/>
+          <w:sz w:val="20"/>
         </w:rPr>
-        <w:t>单核 FP4 &gt;8TFLOPS；Tensor Cache。</w:t>
+        <w:t>佐证说明：单核 FP4 &gt;8TFLOPS；Tensor Cache。</w:t>
       </w:r>
     </w:p>
     <w:p>
@@ -938,15 +952,15 @@
     </w:p>
     <w:p>
       <w:pPr>
-        <w:spacing w:after="120" w:line="300" w:lineRule="auto"/>
+        <w:spacing w:after="200" w:line="300" w:lineRule="auto"/>
       </w:pPr>
       <w:r>
         <w:rPr>
           <w:rFonts w:ascii="微软雅黑" w:hAnsi="微软雅黑" w:eastAsia="微软雅黑"/>
           <w:b w:val="0"/>
-          <w:sz w:val="22"/>
+          <w:sz w:val="20"/>
         </w:rPr>
-        <w:t>CPU/Vector/Matrix/安全/RDMA 分工。</w:t>
+        <w:t>佐证说明：CPU/Vector/Matrix/安全/RDMA 分工。</w:t>
       </w:r>
     </w:p>
     <w:p>
@@ -1004,15 +1018,15 @@
     </w:p>
     <w:p>
       <w:pPr>
-        <w:spacing w:after="120" w:line="300" w:lineRule="auto"/>
+        <w:spacing w:after="200" w:line="300" w:lineRule="auto"/>
       </w:pPr>
       <w:r>
         <w:rPr>
           <w:rFonts w:ascii="微软雅黑" w:hAnsi="微软雅黑" w:eastAsia="微软雅黑"/>
           <w:b w:val="0"/>
-          <w:sz w:val="22"/>
+          <w:sz w:val="20"/>
         </w:rPr>
-        <w:t>玄铁底座 + 阿里云场景牵引 + CIPU 协同。</w:t>
+        <w:t>佐证说明：玄铁底座 + 阿里云场景牵引 + CIPU 协同。</w:t>
       </w:r>
     </w:p>
     <w:p>
@@ -1025,7 +1039,7 @@
           <w:b/>
           <w:sz w:val="26"/>
         </w:rPr>
-        <w:t>五、结论与启示</w:t>
+        <w:t>四、结论与启示</w:t>
       </w:r>
     </w:p>
     <w:p>

--- a/yunqi-2026-cipu-forum/docs/02-RISC-V-CPU机遇创新实践-傅晶晶.docx
+++ b/yunqi-2026-cipu-forum/docs/02-RISC-V-CPU机遇创新实践-傅晶晶.docx
@@ -82,6 +82,19 @@
     </w:p>
     <w:p>
       <w:pPr>
+        <w:spacing w:after="120" w:line="300" w:lineRule="auto"/>
+      </w:pPr>
+      <w:r>
+        <w:rPr>
+          <w:rFonts w:ascii="微软雅黑" w:hAnsi="微软雅黑" w:eastAsia="微软雅黑"/>
+          <w:b/>
+          <w:sz w:val="20"/>
+        </w:rPr>
+        <w:t>文档定位：偏技术细节与未来启示，可作为后续洞察PPT的素材底稿。</w:t>
+      </w:r>
+    </w:p>
+    <w:p>
+      <w:pPr>
         <w:pStyle w:val="Heading2"/>
       </w:pPr>
       <w:r>
@@ -90,7 +103,7 @@
           <w:b/>
           <w:sz w:val="26"/>
         </w:rPr>
-        <w:t>一、内容摘要</w:t>
+        <w:t>一、议题速览</w:t>
       </w:r>
     </w:p>
     <w:p>
@@ -103,7 +116,7 @@
           <w:b w:val="0"/>
           <w:sz w:val="22"/>
         </w:rPr>
-        <w:t>傅晶晶从 Agentic AI 工作负载出发，论证 CPU 正从配角回到系统吞吐与体验的关键路径。对比 Coding Agent 与 Deep Research Agent 的 Token/工具/I/O 特征，指出 CPU:GPU 配比由约 1:8 转向约 1:1～1:2，每 GW 数据中心 CPU 核数需求约 4×。RISC-V 因开放 ISA、模块化扩展与软硬协同具备结构性机会。产品落地以玄铁 C950 为样板（RVA23.1、8 发射、&gt;3GHz），并集成 Titan 超宽向量与 Pulsar 矩阵扩展（单核 FP4 &gt;8TFLOPS）。最后给出 Coding Agent 端到端路径与「云芯协同」闭环。</w:t>
+        <w:t>Agentic 负载把 CPU 从配角拉回吞吐关键路径：Coding/Deep Research Agent 显著抬高 CPU 时间与 I/O。CPU:GPU 由约 1:8 转向 1:1～1:2。RISC-V 以开放 ISA+模块化扩展承接不确定负载；玄铁 C950（RVA23.1、8 发射、Titan/Pulsar）给出向量/矩阵进主线的样板，并以云芯协同对接阿里云/CIPU。</w:t>
       </w:r>
     </w:p>
     <w:p>
@@ -116,7 +129,7 @@
           <w:b/>
           <w:sz w:val="26"/>
         </w:rPr>
-        <w:t>二、核心要点</w:t>
+        <w:t>二、关键技术细节速览</w:t>
       </w:r>
     </w:p>
     <w:p>
@@ -130,7 +143,7 @@
           <w:b w:val="0"/>
           <w:sz w:val="22"/>
         </w:rPr>
-        <w:t>Agentic AI 使单次推理变成持续规划、工具调用、验证与迭代。</w:t>
+        <w:t>Coding Agent：Token 放大 10–15×，工具调用 10–30 次，系统侧 GPU 35–60% / CPU 30–55%。</w:t>
       </w:r>
     </w:p>
     <w:p>
@@ -144,7 +157,7 @@
           <w:b w:val="0"/>
           <w:sz w:val="22"/>
         </w:rPr>
-        <w:t>Coding Agent：Token 放大 10–15×；工具调用 10–30 次；CPU 时间占比显著回升。</w:t>
+        <w:t>Deep Research：50–200 子步骤，总 Token 约 0.25M–4M，检索/验证 I/O 压力高。</w:t>
       </w:r>
     </w:p>
     <w:p>
@@ -158,7 +171,7 @@
           <w:b w:val="0"/>
           <w:sz w:val="22"/>
         </w:rPr>
-        <w:t>Deep Research Agent：50–200 子步骤，总 Token 可达 0.25M–4M，I/O 压力高。</w:t>
+        <w:t>配比：CPU:GPU ≈1:8→1:1～1:2；每 GW CPU 核数需求约 4×；CPU 成本占比可由 ~15%→40%+。</w:t>
       </w:r>
     </w:p>
     <w:p>
@@ -172,7 +185,7 @@
           <w:b w:val="0"/>
           <w:sz w:val="22"/>
         </w:rPr>
-        <w:t>CPU:GPU 从约 1:8 → 1:1～1:2；每 GW CPU 核数需求约 4×；CPU 成本占比可由约 15% 升至 40%+。</w:t>
+        <w:t>CPU 五角色：编排器、数据搬运枢纽、隔离边界、异构控制面、软件生态承载层。</w:t>
       </w:r>
     </w:p>
     <w:p>
@@ -186,7 +199,7 @@
           <w:b w:val="0"/>
           <w:sz w:val="22"/>
         </w:rPr>
-        <w:t>CPU 五个新角色：编排器、数据搬运枢纽、隔离边界、异构协同控制面、软件生态承载层。</w:t>
+        <w:t>C950：RVA23.1、8-issue、&gt;3GHz、SPECint2006 70+；Titan RVV1.0 4K 向量；Pulsar 矩阵，单核 FP4 &gt;8TFLOPS，4096-bit Tensor Cache。</w:t>
       </w:r>
     </w:p>
     <w:p>
@@ -200,7 +213,46 @@
           <w:b w:val="0"/>
           <w:sz w:val="22"/>
         </w:rPr>
-        <w:t>RISC-V 四窗口：开放 ISA、模块化扩展、软硬协同、生态共建。</w:t>
+        <w:t>云芯协同五步：云场景定义→玄铁协同设计→CIPU/服务器创新→标杆验证→生态适配。</w:t>
+      </w:r>
+    </w:p>
+    <w:p>
+      <w:pPr>
+        <w:pStyle w:val="Heading2"/>
+      </w:pPr>
+      <w:r>
+        <w:rPr>
+          <w:rFonts w:ascii="微软雅黑" w:hAnsi="微软雅黑" w:eastAsia="微软雅黑"/>
+          <w:b/>
+          <w:sz w:val="26"/>
+        </w:rPr>
+        <w:t>三、技术展开与PPT佐证</w:t>
+      </w:r>
+    </w:p>
+    <w:p>
+      <w:pPr>
+        <w:spacing w:after="120" w:line="300" w:lineRule="auto"/>
+      </w:pPr>
+      <w:r>
+        <w:rPr>
+          <w:rFonts w:ascii="微软雅黑" w:hAnsi="微软雅黑" w:eastAsia="微软雅黑"/>
+          <w:b w:val="0"/>
+          <w:sz w:val="20"/>
+        </w:rPr>
+        <w:t>以下按技术主题展开；每节要点之后立即附上对应 PPT 截图。</w:t>
+      </w:r>
+    </w:p>
+    <w:p>
+      <w:pPr>
+        <w:spacing w:after="80" w:line="300" w:lineRule="auto"/>
+      </w:pPr>
+      <w:r>
+        <w:rPr>
+          <w:rFonts w:ascii="微软雅黑" w:hAnsi="微软雅黑" w:eastAsia="微软雅黑"/>
+          <w:b/>
+          <w:sz w:val="24"/>
+        </w:rPr>
+        <w:t>1. 负载证据：为何 CPU 成为拐点</w:t>
       </w:r>
     </w:p>
     <w:p>
@@ -214,7 +266,7 @@
           <w:b w:val="0"/>
           <w:sz w:val="22"/>
         </w:rPr>
-        <w:t>五创新方向：高性能控制流、长上下文内存、数据搬运一等公民、开放异构互联、安全隔离。</w:t>
+        <w:t>Agentic 把单次推理变成规划→工具→验证→迭代闭环；CPU 时间回流。</w:t>
       </w:r>
     </w:p>
     <w:p>
@@ -228,7 +280,7 @@
           <w:b w:val="0"/>
           <w:sz w:val="22"/>
         </w:rPr>
-        <w:t>玄铁 C950：RVA23.1、8-issue、&gt;3GHz、SPECint2006 70+。</w:t>
+        <w:t>Coding vs Deep Research 的 Token/工具/I/O 量化差异；Agent 消耗≈Σ(上下文+输出+工具结果+重试)。</w:t>
       </w:r>
     </w:p>
     <w:p>
@@ -242,74 +294,7 @@
           <w:b w:val="0"/>
           <w:sz w:val="22"/>
         </w:rPr>
-        <w:t>Titan（RVV1.0）4K 超宽向量 + Pulsar 矩阵扩展；单核 FP4 &gt;8TFLOPS，4096-bit Tensor Cache。</w:t>
-      </w:r>
-    </w:p>
-    <w:p>
-      <w:pPr>
-        <w:pStyle w:val="ListBullet"/>
-        <w:spacing w:after="60"/>
-      </w:pPr>
-      <w:r>
-        <w:rPr>
-          <w:rFonts w:ascii="微软雅黑" w:hAnsi="微软雅黑" w:eastAsia="微软雅黑"/>
-          <w:b w:val="0"/>
-          <w:sz w:val="22"/>
-        </w:rPr>
-        <w:t>云芯协同：云场景定义 → 玄铁协同设计 → CIPU/服务器创新 → 标杆验证 → 生态适配。</w:t>
-      </w:r>
-    </w:p>
-    <w:p>
-      <w:pPr>
-        <w:pStyle w:val="Heading2"/>
-      </w:pPr>
-      <w:r>
-        <w:rPr>
-          <w:rFonts w:ascii="微软雅黑" w:hAnsi="微软雅黑" w:eastAsia="微软雅黑"/>
-          <w:b/>
-          <w:sz w:val="26"/>
-        </w:rPr>
-        <w:t>三、分节梳理与PPT佐证</w:t>
-      </w:r>
-    </w:p>
-    <w:p>
-      <w:pPr>
-        <w:spacing w:after="120" w:line="300" w:lineRule="auto"/>
-      </w:pPr>
-      <w:r>
-        <w:rPr>
-          <w:rFonts w:ascii="微软雅黑" w:hAnsi="微软雅黑" w:eastAsia="微软雅黑"/>
-          <w:b w:val="0"/>
-          <w:sz w:val="20"/>
-        </w:rPr>
-        <w:t>以下按议题结构展开；每节文字要点之后立即附上对应 PPT 截图作为佐证。</w:t>
-      </w:r>
-    </w:p>
-    <w:p>
-      <w:pPr>
-        <w:spacing w:after="80" w:line="300" w:lineRule="auto"/>
-      </w:pPr>
-      <w:r>
-        <w:rPr>
-          <w:rFonts w:ascii="微软雅黑" w:hAnsi="微软雅黑" w:eastAsia="微软雅黑"/>
-          <w:b/>
-          <w:sz w:val="24"/>
-        </w:rPr>
-        <w:t>嘉宾与开场</w:t>
-      </w:r>
-    </w:p>
-    <w:p>
-      <w:pPr>
-        <w:pStyle w:val="ListBullet"/>
-        <w:spacing w:after="60"/>
-      </w:pPr>
-      <w:r>
-        <w:rPr>
-          <w:rFonts w:ascii="微软雅黑" w:hAnsi="微软雅黑" w:eastAsia="微软雅黑"/>
-          <w:b w:val="0"/>
-          <w:sz w:val="22"/>
-        </w:rPr>
-        <w:t>本场开场确认讲者身份与议题。</w:t>
+        <w:t>配比重构与每 GW 核数 4×：数据中心 BOM 与供应链含义大于单核跑分。</w:t>
       </w:r>
     </w:p>
     <w:p>
@@ -328,118 +313,11 @@
               <a:graphicData uri="http://schemas.openxmlformats.org/drawingml/2006/picture">
                 <pic:pic>
                   <pic:nvPicPr>
-                    <pic:cNvPr id="0" name="t00-34-20.png"/>
+                    <pic:cNvPr id="0" name="t00-36-40.png"/>
                     <pic:cNvPicPr/>
                   </pic:nvPicPr>
                   <pic:blipFill>
                     <a:blip r:embed="rId9"/>
-                    <a:stretch>
-                      <a:fillRect/>
-                    </a:stretch>
-                  </pic:blipFill>
-                  <pic:spPr>
-                    <a:xfrm>
-                      <a:off x="0" y="0"/>
-                      <a:ext cx="5303520" cy="2524814"/>
-                    </a:xfrm>
-                    <a:prstGeom prst="rect"/>
-                  </pic:spPr>
-                </pic:pic>
-              </a:graphicData>
-            </a:graphic>
-          </wp:inline>
-        </w:drawing>
-      </w:r>
-    </w:p>
-    <w:p>
-      <w:pPr>
-        <w:jc w:val="center"/>
-      </w:pPr>
-      <w:r>
-        <w:rPr>
-          <w:rFonts w:ascii="微软雅黑" w:hAnsi="微软雅黑" w:eastAsia="微软雅黑"/>
-          <w:b w:val="0"/>
-          <w:color w:val="5A5A5A"/>
-          <w:sz w:val="18"/>
-        </w:rPr>
-        <w:t>图1 嘉宾介绍：傅晶晶 / Jingjing Fu</w:t>
-      </w:r>
-    </w:p>
-    <w:p>
-      <w:pPr>
-        <w:spacing w:after="200" w:line="300" w:lineRule="auto"/>
-      </w:pPr>
-      <w:r>
-        <w:rPr>
-          <w:rFonts w:ascii="微软雅黑" w:hAnsi="微软雅黑" w:eastAsia="微软雅黑"/>
-          <w:b w:val="0"/>
-          <w:sz w:val="20"/>
-        </w:rPr>
-        <w:t>佐证说明：达摩院 RISC-V 资深技术专家。</w:t>
-      </w:r>
-    </w:p>
-    <w:p>
-      <w:pPr>
-        <w:spacing w:after="80" w:line="300" w:lineRule="auto"/>
-      </w:pPr>
-      <w:r>
-        <w:rPr>
-          <w:rFonts w:ascii="微软雅黑" w:hAnsi="微软雅黑" w:eastAsia="微软雅黑"/>
-          <w:b/>
-          <w:sz w:val="24"/>
-        </w:rPr>
-        <w:t>1. 为何是 CPU 架构拐点</w:t>
-      </w:r>
-    </w:p>
-    <w:p>
-      <w:pPr>
-        <w:pStyle w:val="ListBullet"/>
-        <w:spacing w:after="60"/>
-      </w:pPr>
-      <w:r>
-        <w:rPr>
-          <w:rFonts w:ascii="微软雅黑" w:hAnsi="微软雅黑" w:eastAsia="微软雅黑"/>
-          <w:b w:val="0"/>
-          <w:sz w:val="22"/>
-        </w:rPr>
-        <w:t>Agentic 负载量化特征导致 CPU 占比回升。</w:t>
-      </w:r>
-    </w:p>
-    <w:p>
-      <w:pPr>
-        <w:pStyle w:val="ListBullet"/>
-        <w:spacing w:after="60"/>
-      </w:pPr>
-      <w:r>
-        <w:rPr>
-          <w:rFonts w:ascii="微软雅黑" w:hAnsi="微软雅黑" w:eastAsia="微软雅黑"/>
-          <w:b w:val="0"/>
-          <w:sz w:val="22"/>
-        </w:rPr>
-        <w:t>配比与成本结构发生结构性变化。</w:t>
-      </w:r>
-    </w:p>
-    <w:p>
-      <w:pPr>
-        <w:jc w:val="center"/>
-      </w:pPr>
-      <w:r>
-        <w:drawing>
-          <wp:inline xmlns:a="http://schemas.openxmlformats.org/drawingml/2006/main" xmlns:pic="http://schemas.openxmlformats.org/drawingml/2006/picture">
-            <wp:extent cx="5303520" cy="2524814"/>
-            <wp:docPr id="2" name="Picture 2"/>
-            <wp:cNvGraphicFramePr>
-              <a:graphicFrameLocks noChangeAspect="1"/>
-            </wp:cNvGraphicFramePr>
-            <a:graphic>
-              <a:graphicData uri="http://schemas.openxmlformats.org/drawingml/2006/picture">
-                <pic:pic>
-                  <pic:nvPicPr>
-                    <pic:cNvPr id="0" name="t00-36-40.png"/>
-                    <pic:cNvPicPr/>
-                  </pic:nvPicPr>
-                  <pic:blipFill>
-                    <a:blip r:embed="rId10"/>
                     <a:stretch>
                       <a:fillRect/>
                     </a:stretch>
@@ -493,7 +371,7 @@
         <w:drawing>
           <wp:inline xmlns:a="http://schemas.openxmlformats.org/drawingml/2006/main" xmlns:pic="http://schemas.openxmlformats.org/drawingml/2006/picture">
             <wp:extent cx="5303520" cy="2524814"/>
-            <wp:docPr id="3" name="Picture 3"/>
+            <wp:docPr id="2" name="Picture 2"/>
             <wp:cNvGraphicFramePr>
               <a:graphicFrameLocks noChangeAspect="1"/>
             </wp:cNvGraphicFramePr>
@@ -505,7 +383,7 @@
                     <pic:cNvPicPr/>
                   </pic:nvPicPr>
                   <pic:blipFill>
-                    <a:blip r:embed="rId11"/>
+                    <a:blip r:embed="rId10"/>
                     <a:stretch>
                       <a:fillRect/>
                     </a:stretch>
@@ -559,7 +437,7 @@
         <w:drawing>
           <wp:inline xmlns:a="http://schemas.openxmlformats.org/drawingml/2006/main" xmlns:pic="http://schemas.openxmlformats.org/drawingml/2006/picture">
             <wp:extent cx="5303520" cy="2524814"/>
-            <wp:docPr id="4" name="Picture 4"/>
+            <wp:docPr id="3" name="Picture 3"/>
             <wp:cNvGraphicFramePr>
               <a:graphicFrameLocks noChangeAspect="1"/>
             </wp:cNvGraphicFramePr>
@@ -571,7 +449,7 @@
                     <pic:cNvPicPr/>
                   </pic:nvPicPr>
                   <pic:blipFill>
-                    <a:blip r:embed="rId12"/>
+                    <a:blip r:embed="rId11"/>
                     <a:stretch>
                       <a:fillRect/>
                     </a:stretch>
@@ -627,7 +505,7 @@
           <w:b/>
           <w:sz w:val="24"/>
         </w:rPr>
-        <w:t>2. 为何 RISC-V 有机会</w:t>
+        <w:t>2. CPU 新角色与 RISC-V 结构性机会</w:t>
       </w:r>
     </w:p>
     <w:p>
@@ -641,7 +519,7 @@
           <w:b w:val="0"/>
           <w:sz w:val="22"/>
         </w:rPr>
-        <w:t>开放 ISA 与模块化扩展吸收不确定负载。</w:t>
+        <w:t>五角色：Orchestrator / Data Mover / Security Boundary / Heterogeneous Control Plane / Software Anchor。</w:t>
       </w:r>
     </w:p>
     <w:p>
@@ -655,7 +533,21 @@
           <w:b w:val="0"/>
           <w:sz w:val="22"/>
         </w:rPr>
-        <w:t>软硬全栈闭环与生态复利。</w:t>
+        <w:t>RISC-V 四窗口：开放 ISA、模块化扩展、软硬协同、生态共建——从「替代叙事」转「速度叙事」。</w:t>
+      </w:r>
+    </w:p>
+    <w:p>
+      <w:pPr>
+        <w:pStyle w:val="ListBullet"/>
+        <w:spacing w:after="60"/>
+      </w:pPr>
+      <w:r>
+        <w:rPr>
+          <w:rFonts w:ascii="微软雅黑" w:hAnsi="微软雅黑" w:eastAsia="微软雅黑"/>
+          <w:b w:val="0"/>
+          <w:sz w:val="22"/>
+        </w:rPr>
+        <w:t>五创新方向：控制流、长上下文内存（KVCache/RAG）、Load-Store+DMA、CPU/GPU/DPU 开放互联、CFI/TEE/机密计算。</w:t>
       </w:r>
     </w:p>
     <w:p>
@@ -666,7 +558,7 @@
         <w:drawing>
           <wp:inline xmlns:a="http://schemas.openxmlformats.org/drawingml/2006/main" xmlns:pic="http://schemas.openxmlformats.org/drawingml/2006/picture">
             <wp:extent cx="5303520" cy="2524814"/>
-            <wp:docPr id="5" name="Picture 5"/>
+            <wp:docPr id="4" name="Picture 4"/>
             <wp:cNvGraphicFramePr>
               <a:graphicFrameLocks noChangeAspect="1"/>
             </wp:cNvGraphicFramePr>
@@ -678,7 +570,7 @@
                     <pic:cNvPicPr/>
                   </pic:nvPicPr>
                   <pic:blipFill>
-                    <a:blip r:embed="rId13"/>
+                    <a:blip r:embed="rId12"/>
                     <a:stretch>
                       <a:fillRect/>
                     </a:stretch>
@@ -734,7 +626,7 @@
           <w:b/>
           <w:sz w:val="24"/>
         </w:rPr>
-        <w:t>3. 玄铁 C950 与云芯协同</w:t>
+        <w:t>3. 玄铁 C950：向量/矩阵进入服务器主线</w:t>
       </w:r>
     </w:p>
     <w:p>
@@ -748,7 +640,7 @@
           <w:b w:val="0"/>
           <w:sz w:val="22"/>
         </w:rPr>
-        <w:t>宽发射乱序 + 向量/矩阵进入主线。</w:t>
+        <w:t>软件兼容基线 RVA23.1；宽发射乱序；服务旗舰性能。</w:t>
       </w:r>
     </w:p>
     <w:p>
@@ -762,7 +654,21 @@
           <w:b w:val="0"/>
           <w:sz w:val="22"/>
         </w:rPr>
-        <w:t>与阿里云/CIPU 形成场景牵引与产品闭环。</w:t>
+        <w:t>Titan（RVV1.0）4K 超宽向量 + Pulsar 矩阵（FP4/FP8/MXFP 等）；统一编址减少搬运与切换。</w:t>
+      </w:r>
+    </w:p>
+    <w:p>
+      <w:pPr>
+        <w:pStyle w:val="ListBullet"/>
+        <w:spacing w:after="60"/>
+      </w:pPr>
+      <w:r>
+        <w:rPr>
+          <w:rFonts w:ascii="微软雅黑" w:hAnsi="微软雅黑" w:eastAsia="微软雅黑"/>
+          <w:b w:val="0"/>
+          <w:sz w:val="22"/>
+        </w:rPr>
+        <w:t>单核 FP4 &gt;8TFLOPS、4096-bit Tensor Cache：把检索/向量/张量算子拉回通用 CPU 流水线。</w:t>
       </w:r>
     </w:p>
     <w:p>
@@ -773,7 +679,7 @@
         <w:drawing>
           <wp:inline xmlns:a="http://schemas.openxmlformats.org/drawingml/2006/main" xmlns:pic="http://schemas.openxmlformats.org/drawingml/2006/picture">
             <wp:extent cx="5303520" cy="2524814"/>
-            <wp:docPr id="6" name="Picture 6"/>
+            <wp:docPr id="5" name="Picture 5"/>
             <wp:cNvGraphicFramePr>
               <a:graphicFrameLocks noChangeAspect="1"/>
             </wp:cNvGraphicFramePr>
@@ -785,7 +691,7 @@
                     <pic:cNvPicPr/>
                   </pic:nvPicPr>
                   <pic:blipFill>
-                    <a:blip r:embed="rId14"/>
+                    <a:blip r:embed="rId13"/>
                     <a:stretch>
                       <a:fillRect/>
                     </a:stretch>
@@ -839,7 +745,7 @@
         <w:drawing>
           <wp:inline xmlns:a="http://schemas.openxmlformats.org/drawingml/2006/main" xmlns:pic="http://schemas.openxmlformats.org/drawingml/2006/picture">
             <wp:extent cx="5303520" cy="2524814"/>
-            <wp:docPr id="7" name="Picture 7"/>
+            <wp:docPr id="6" name="Picture 6"/>
             <wp:cNvGraphicFramePr>
               <a:graphicFrameLocks noChangeAspect="1"/>
             </wp:cNvGraphicFramePr>
@@ -851,7 +757,7 @@
                     <pic:cNvPicPr/>
                   </pic:nvPicPr>
                   <pic:blipFill>
-                    <a:blip r:embed="rId15"/>
+                    <a:blip r:embed="rId14"/>
                     <a:stretch>
                       <a:fillRect/>
                     </a:stretch>
@@ -899,13 +805,68 @@
     </w:p>
     <w:p>
       <w:pPr>
+        <w:spacing w:after="80" w:line="300" w:lineRule="auto"/>
+      </w:pPr>
+      <w:r>
+        <w:rPr>
+          <w:rFonts w:ascii="微软雅黑" w:hAnsi="微软雅黑" w:eastAsia="微软雅黑"/>
+          <w:b/>
+          <w:sz w:val="24"/>
+        </w:rPr>
+        <w:t>4. 端到端路径与云芯协同</w:t>
+      </w:r>
+    </w:p>
+    <w:p>
+      <w:pPr>
+        <w:pStyle w:val="ListBullet"/>
+        <w:spacing w:after="60"/>
+      </w:pPr>
+      <w:r>
+        <w:rPr>
+          <w:rFonts w:ascii="微软雅黑" w:hAnsi="微软雅黑" w:eastAsia="微软雅黑"/>
+          <w:b w:val="0"/>
+          <w:sz w:val="22"/>
+        </w:rPr>
+        <w:t>Coding Agent 六步：任务解析→上下文/RAG→补丁生成→沙箱测试→失败重试→RDMA 服务返回。</w:t>
+      </w:r>
+    </w:p>
+    <w:p>
+      <w:pPr>
+        <w:pStyle w:val="ListBullet"/>
+        <w:spacing w:after="60"/>
+      </w:pPr>
+      <w:r>
+        <w:rPr>
+          <w:rFonts w:ascii="微软雅黑" w:hAnsi="微软雅黑" w:eastAsia="微软雅黑"/>
+          <w:b w:val="0"/>
+          <w:sz w:val="22"/>
+        </w:rPr>
+        <w:t>芯片→编译器→运行时→云原生安全→基准→参考设计全栈闭环。</w:t>
+      </w:r>
+    </w:p>
+    <w:p>
+      <w:pPr>
+        <w:pStyle w:val="ListBullet"/>
+        <w:spacing w:after="60"/>
+      </w:pPr>
+      <w:r>
+        <w:rPr>
+          <w:rFonts w:ascii="微软雅黑" w:hAnsi="微软雅黑" w:eastAsia="微软雅黑"/>
+          <w:b w:val="0"/>
+          <w:sz w:val="22"/>
+        </w:rPr>
+        <w:t>达摩院玄铁底座 + 阿里云场景/规格牵引 + CIPU/服务器创新落地。</w:t>
+      </w:r>
+    </w:p>
+    <w:p>
+      <w:pPr>
         <w:jc w:val="center"/>
       </w:pPr>
       <w:r>
         <w:drawing>
           <wp:inline xmlns:a="http://schemas.openxmlformats.org/drawingml/2006/main" xmlns:pic="http://schemas.openxmlformats.org/drawingml/2006/picture">
             <wp:extent cx="5303520" cy="2524814"/>
-            <wp:docPr id="8" name="Picture 8"/>
+            <wp:docPr id="7" name="Picture 7"/>
             <wp:cNvGraphicFramePr>
               <a:graphicFrameLocks noChangeAspect="1"/>
             </wp:cNvGraphicFramePr>
@@ -917,7 +878,7 @@
                     <pic:cNvPicPr/>
                   </pic:nvPicPr>
                   <pic:blipFill>
-                    <a:blip r:embed="rId16"/>
+                    <a:blip r:embed="rId15"/>
                     <a:stretch>
                       <a:fillRect/>
                     </a:stretch>
@@ -971,7 +932,7 @@
         <w:drawing>
           <wp:inline xmlns:a="http://schemas.openxmlformats.org/drawingml/2006/main" xmlns:pic="http://schemas.openxmlformats.org/drawingml/2006/picture">
             <wp:extent cx="5303520" cy="2524814"/>
-            <wp:docPr id="9" name="Picture 9"/>
+            <wp:docPr id="8" name="Picture 8"/>
             <wp:cNvGraphicFramePr>
               <a:graphicFrameLocks noChangeAspect="1"/>
             </wp:cNvGraphicFramePr>
@@ -983,7 +944,7 @@
                     <pic:cNvPicPr/>
                   </pic:nvPicPr>
                   <pic:blipFill>
-                    <a:blip r:embed="rId17"/>
+                    <a:blip r:embed="rId16"/>
                     <a:stretch>
                       <a:fillRect/>
                     </a:stretch>
@@ -1039,7 +1000,33 @@
           <w:b/>
           <w:sz w:val="26"/>
         </w:rPr>
-        <w:t>四、结论与启示</w:t>
+        <w:t>四、面向未来的洞察（洞察PPT素材）</w:t>
+      </w:r>
+    </w:p>
+    <w:p>
+      <w:pPr>
+        <w:spacing w:after="120" w:line="300" w:lineRule="auto"/>
+      </w:pPr>
+      <w:r>
+        <w:rPr>
+          <w:rFonts w:ascii="微软雅黑" w:hAnsi="微软雅黑" w:eastAsia="微软雅黑"/>
+          <w:b w:val="0"/>
+          <w:sz w:val="20"/>
+        </w:rPr>
+        <w:t>本节可直接拆成洞察PPT的判断页/动作页/金句页。</w:t>
+      </w:r>
+    </w:p>
+    <w:p>
+      <w:pPr>
+        <w:spacing w:after="80" w:line="300" w:lineRule="auto"/>
+      </w:pPr>
+      <w:r>
+        <w:rPr>
+          <w:rFonts w:ascii="微软雅黑" w:hAnsi="微软雅黑" w:eastAsia="微软雅黑"/>
+          <w:b/>
+          <w:sz w:val="24"/>
+        </w:rPr>
+        <w:t>趋势判断</w:t>
       </w:r>
     </w:p>
     <w:p>
@@ -1053,7 +1040,7 @@
           <w:b w:val="0"/>
           <w:sz w:val="22"/>
         </w:rPr>
-        <w:t>Agentic AI 使 CPU 重回吞吐关键路径。</w:t>
+        <w:t>Agentic AI 将重塑数据中心 CPU:GPU 配比与成本结构，CPU 采购与定制进入战略议题。</w:t>
       </w:r>
     </w:p>
     <w:p>
@@ -1067,7 +1054,20 @@
           <w:b w:val="0"/>
           <w:sz w:val="22"/>
         </w:rPr>
-        <w:t>RISC-V 主张从「替代 x86」转向「更快共设 AI 原生能力」。</w:t>
+        <w:t>「通用 CPU + 原生向量/矩阵」可能与部分专用加速器形成分工，而非全面替代。</w:t>
+      </w:r>
+    </w:p>
+    <w:p>
+      <w:pPr>
+        <w:spacing w:after="80" w:line="300" w:lineRule="auto"/>
+      </w:pPr>
+      <w:r>
+        <w:rPr>
+          <w:rFonts w:ascii="微软雅黑" w:hAnsi="微软雅黑" w:eastAsia="微软雅黑"/>
+          <w:b/>
+          <w:sz w:val="24"/>
+        </w:rPr>
+        <w:t>关键技术判断</w:t>
       </w:r>
     </w:p>
     <w:p>
@@ -1081,7 +1081,7 @@
           <w:b w:val="0"/>
           <w:sz w:val="22"/>
         </w:rPr>
-        <w:t>C950 以宽发射 + Titan/Pulsar 把检索/向量/张量拉回通用服务器流水线。</w:t>
+        <w:t>开放 ISA 对不确定 Agent 负载更友好：可更快共设内存语义与加速扩展。</w:t>
       </w:r>
     </w:p>
     <w:p>
@@ -1095,7 +1095,159 @@
           <w:b w:val="0"/>
           <w:sz w:val="22"/>
         </w:rPr>
-        <w:t>落地强调全栈闭环与云芯协同，而非单点芯片指标。</w:t>
+        <w:t>C950 类设计的关键不是峰值 FLOPS，而是少搬运、低切换、与云栈（CIPU/安全/RDMA）对齐。</w:t>
+      </w:r>
+    </w:p>
+    <w:p>
+      <w:pPr>
+        <w:pStyle w:val="ListBullet"/>
+        <w:spacing w:after="60"/>
+      </w:pPr>
+      <w:r>
+        <w:rPr>
+          <w:rFonts w:ascii="微软雅黑" w:hAnsi="微软雅黑" w:eastAsia="微软雅黑"/>
+          <w:b w:val="0"/>
+          <w:sz w:val="22"/>
+        </w:rPr>
+        <w:t>长上下文内存与 KVCache/RAG 会成为 CPU 侧差异化设计点。</w:t>
+      </w:r>
+    </w:p>
+    <w:p>
+      <w:pPr>
+        <w:spacing w:after="80" w:line="300" w:lineRule="auto"/>
+      </w:pPr>
+      <w:r>
+        <w:rPr>
+          <w:rFonts w:ascii="微软雅黑" w:hAnsi="微软雅黑" w:eastAsia="微软雅黑"/>
+          <w:b/>
+          <w:sz w:val="24"/>
+        </w:rPr>
+        <w:t>对 Infra / 平台的启示</w:t>
+      </w:r>
+    </w:p>
+    <w:p>
+      <w:pPr>
+        <w:pStyle w:val="ListBullet"/>
+        <w:spacing w:after="60"/>
+      </w:pPr>
+      <w:r>
+        <w:rPr>
+          <w:rFonts w:ascii="微软雅黑" w:hAnsi="微软雅黑" w:eastAsia="微软雅黑"/>
+          <w:b w:val="0"/>
+          <w:sz w:val="22"/>
+        </w:rPr>
+        <w:t>容量规划：Agent 业务线应按新配比重算 CPU 核数与成本，而非沿用生成式时代 1:8。</w:t>
+      </w:r>
+    </w:p>
+    <w:p>
+      <w:pPr>
+        <w:pStyle w:val="ListBullet"/>
+        <w:spacing w:after="60"/>
+      </w:pPr>
+      <w:r>
+        <w:rPr>
+          <w:rFonts w:ascii="微软雅黑" w:hAnsi="微软雅黑" w:eastAsia="微软雅黑"/>
+          <w:b w:val="0"/>
+          <w:sz w:val="22"/>
+        </w:rPr>
+        <w:t>平台：评估 RISC-V/自研 CPU 时同步评估编译器、运行时、沙箱与云原生安全闭环成熟度。</w:t>
+      </w:r>
+    </w:p>
+    <w:p>
+      <w:pPr>
+        <w:pStyle w:val="ListBullet"/>
+        <w:spacing w:after="60"/>
+      </w:pPr>
+      <w:r>
+        <w:rPr>
+          <w:rFonts w:ascii="微软雅黑" w:hAnsi="微软雅黑" w:eastAsia="微软雅黑"/>
+          <w:b w:val="0"/>
+          <w:sz w:val="22"/>
+        </w:rPr>
+        <w:t>协同：CPU 路线需与 CIPU、GPU、存储分层联合设计，避免单点芯片叙事。</w:t>
+      </w:r>
+    </w:p>
+    <w:p>
+      <w:pPr>
+        <w:spacing w:after="80" w:line="300" w:lineRule="auto"/>
+      </w:pPr>
+      <w:r>
+        <w:rPr>
+          <w:rFonts w:ascii="微软雅黑" w:hAnsi="微软雅黑" w:eastAsia="微软雅黑"/>
+          <w:b/>
+          <w:sz w:val="24"/>
+        </w:rPr>
+        <w:t>洞察PPT页建议（可直接拆页）</w:t>
+      </w:r>
+    </w:p>
+    <w:p>
+      <w:pPr>
+        <w:pStyle w:val="ListBullet"/>
+        <w:spacing w:after="60"/>
+      </w:pPr>
+      <w:r>
+        <w:rPr>
+          <w:rFonts w:ascii="微软雅黑" w:hAnsi="微软雅黑" w:eastAsia="微软雅黑"/>
+          <w:b w:val="0"/>
+          <w:sz w:val="22"/>
+        </w:rPr>
+        <w:t>页建议：Coding vs Deep Research 负载对比表。</w:t>
+      </w:r>
+    </w:p>
+    <w:p>
+      <w:pPr>
+        <w:pStyle w:val="ListBullet"/>
+        <w:spacing w:after="60"/>
+      </w:pPr>
+      <w:r>
+        <w:rPr>
+          <w:rFonts w:ascii="微软雅黑" w:hAnsi="微软雅黑" w:eastAsia="微软雅黑"/>
+          <w:b w:val="0"/>
+          <w:sz w:val="22"/>
+        </w:rPr>
+        <w:t>页建议：CPU:GPU 配比演变 + 每 GW 核数 4×。</w:t>
+      </w:r>
+    </w:p>
+    <w:p>
+      <w:pPr>
+        <w:pStyle w:val="ListBullet"/>
+        <w:spacing w:after="60"/>
+      </w:pPr>
+      <w:r>
+        <w:rPr>
+          <w:rFonts w:ascii="微软雅黑" w:hAnsi="微软雅黑" w:eastAsia="微软雅黑"/>
+          <w:b w:val="0"/>
+          <w:sz w:val="22"/>
+        </w:rPr>
+        <w:t>页建议：CPU 五角色一张图。</w:t>
+      </w:r>
+    </w:p>
+    <w:p>
+      <w:pPr>
+        <w:pStyle w:val="ListBullet"/>
+        <w:spacing w:after="60"/>
+      </w:pPr>
+      <w:r>
+        <w:rPr>
+          <w:rFonts w:ascii="微软雅黑" w:hAnsi="微软雅黑" w:eastAsia="微软雅黑"/>
+          <w:b w:val="0"/>
+          <w:sz w:val="22"/>
+        </w:rPr>
+        <w:t>页建议：C950 Titan/Pulsar 规格卡 + 云芯协同五步。</w:t>
+      </w:r>
+    </w:p>
+    <w:p>
+      <w:pPr>
+        <w:pStyle w:val="ListBullet"/>
+        <w:spacing w:after="60"/>
+      </w:pPr>
+      <w:r>
+        <w:rPr>
+          <w:rFonts w:ascii="微软雅黑" w:hAnsi="微软雅黑" w:eastAsia="微软雅黑"/>
+          <w:b w:val="0"/>
+          <w:sz w:val="22"/>
+        </w:rPr>
+        <w:t>洞察金句：Agentic 时代，CPU 从配角回到编排与数据路径中心。</w:t>
       </w:r>
     </w:p>
     <w:sectPr>

--- a/yunqi-2026-cipu-forum/docs/02-RISC-V-CPU机遇创新实践-傅晶晶.docx
+++ b/yunqi-2026-cipu-forum/docs/02-RISC-V-CPU机遇创新实践-傅晶晶.docx
@@ -226,7 +226,669 @@
           <w:b/>
           <w:sz w:val="26"/>
         </w:rPr>
-        <w:t>三、技术展开与PPT佐证</w:t>
+        <w:t>三、关键技术指标对比与提升</w:t>
+      </w:r>
+    </w:p>
+    <w:p>
+      <w:pPr>
+        <w:spacing w:after="120" w:line="300" w:lineRule="auto"/>
+      </w:pPr>
+      <w:r>
+        <w:rPr>
+          <w:rFonts w:ascii="微软雅黑" w:hAnsi="微软雅黑" w:eastAsia="微软雅黑"/>
+          <w:b w:val="0"/>
+          <w:sz w:val="20"/>
+        </w:rPr>
+        <w:t>下表汇总本场（或跨场）可核对的关键指标：基线 → 改进后 → 提升幅度。后续洞察PPT可直接做成对比页。</w:t>
+      </w:r>
+    </w:p>
+    <w:tbl>
+      <w:tblPr>
+        <w:tblStyle w:val="TableGrid"/>
+        <w:tblW w:type="auto" w:w="0"/>
+        <w:tblLook w:firstColumn="1" w:firstRow="1" w:lastColumn="0" w:lastRow="0" w:noHBand="0" w:noVBand="1" w:val="04A0"/>
+      </w:tblPr>
+      <w:tblGrid>
+        <w:gridCol w:w="1930"/>
+        <w:gridCol w:w="1930"/>
+        <w:gridCol w:w="1930"/>
+        <w:gridCol w:w="1930"/>
+        <w:gridCol w:w="1930"/>
+      </w:tblGrid>
+      <w:tr>
+        <w:tc>
+          <w:tcPr>
+            <w:tcW w:type="dxa" w:w="1930"/>
+            <w:shd w:fill="D9E2F3" w:val="clear"/>
+          </w:tcPr>
+          <w:p>
+            <w:r>
+              <w:rPr>
+                <w:rFonts w:ascii="微软雅黑" w:hAnsi="微软雅黑" w:eastAsia="微软雅黑"/>
+                <w:b/>
+                <w:sz w:val="20"/>
+              </w:rPr>
+              <w:t>指标</w:t>
+            </w:r>
+          </w:p>
+        </w:tc>
+        <w:tc>
+          <w:tcPr>
+            <w:tcW w:type="dxa" w:w="1930"/>
+            <w:shd w:fill="D9E2F3" w:val="clear"/>
+          </w:tcPr>
+          <w:p>
+            <w:r>
+              <w:rPr>
+                <w:rFonts w:ascii="微软雅黑" w:hAnsi="微软雅黑" w:eastAsia="微软雅黑"/>
+                <w:b/>
+                <w:sz w:val="20"/>
+              </w:rPr>
+              <w:t>基线/对照</w:t>
+            </w:r>
+          </w:p>
+        </w:tc>
+        <w:tc>
+          <w:tcPr>
+            <w:tcW w:type="dxa" w:w="1930"/>
+            <w:shd w:fill="D9E2F3" w:val="clear"/>
+          </w:tcPr>
+          <w:p>
+            <w:r>
+              <w:rPr>
+                <w:rFonts w:ascii="微软雅黑" w:hAnsi="微软雅黑" w:eastAsia="微软雅黑"/>
+                <w:b/>
+                <w:sz w:val="20"/>
+              </w:rPr>
+              <w:t>改进后/方案</w:t>
+            </w:r>
+          </w:p>
+        </w:tc>
+        <w:tc>
+          <w:tcPr>
+            <w:tcW w:type="dxa" w:w="1930"/>
+            <w:shd w:fill="D9E2F3" w:val="clear"/>
+          </w:tcPr>
+          <w:p>
+            <w:r>
+              <w:rPr>
+                <w:rFonts w:ascii="微软雅黑" w:hAnsi="微软雅黑" w:eastAsia="微软雅黑"/>
+                <w:b/>
+                <w:sz w:val="20"/>
+              </w:rPr>
+              <w:t>提升/变化</w:t>
+            </w:r>
+          </w:p>
+        </w:tc>
+        <w:tc>
+          <w:tcPr>
+            <w:tcW w:type="dxa" w:w="1930"/>
+            <w:shd w:fill="D9E2F3" w:val="clear"/>
+          </w:tcPr>
+          <w:p>
+            <w:r>
+              <w:rPr>
+                <w:rFonts w:ascii="微软雅黑" w:hAnsi="微软雅黑" w:eastAsia="微软雅黑"/>
+                <w:b/>
+                <w:sz w:val="20"/>
+              </w:rPr>
+              <w:t>出处</w:t>
+            </w:r>
+          </w:p>
+        </w:tc>
+      </w:tr>
+      <w:tr>
+        <w:tc>
+          <w:tcPr>
+            <w:tcW w:type="dxa" w:w="1930"/>
+          </w:tcPr>
+          <w:p>
+            <w:r>
+              <w:rPr>
+                <w:rFonts w:ascii="微软雅黑" w:hAnsi="微软雅黑" w:eastAsia="微软雅黑"/>
+                <w:b w:val="0"/>
+                <w:sz w:val="18"/>
+              </w:rPr>
+              <w:t>CPU:GPU 配比</w:t>
+            </w:r>
+          </w:p>
+        </w:tc>
+        <w:tc>
+          <w:tcPr>
+            <w:tcW w:type="dxa" w:w="1930"/>
+          </w:tcPr>
+          <w:p>
+            <w:r>
+              <w:rPr>
+                <w:rFonts w:ascii="微软雅黑" w:hAnsi="微软雅黑" w:eastAsia="微软雅黑"/>
+                <w:b w:val="0"/>
+                <w:sz w:val="18"/>
+              </w:rPr>
+              <w:t>约 1:8</w:t>
+            </w:r>
+          </w:p>
+        </w:tc>
+        <w:tc>
+          <w:tcPr>
+            <w:tcW w:type="dxa" w:w="1930"/>
+          </w:tcPr>
+          <w:p>
+            <w:r>
+              <w:rPr>
+                <w:rFonts w:ascii="微软雅黑" w:hAnsi="微软雅黑" w:eastAsia="微软雅黑"/>
+                <w:b w:val="0"/>
+                <w:sz w:val="18"/>
+              </w:rPr>
+              <w:t>约 1:1～1:2</w:t>
+            </w:r>
+          </w:p>
+        </w:tc>
+        <w:tc>
+          <w:tcPr>
+            <w:tcW w:type="dxa" w:w="1930"/>
+          </w:tcPr>
+          <w:p>
+            <w:r>
+              <w:rPr>
+                <w:rFonts w:ascii="微软雅黑" w:hAnsi="微软雅黑" w:eastAsia="微软雅黑"/>
+                <w:b/>
+                <w:sz w:val="18"/>
+              </w:rPr>
+              <w:t>Agentic 结构性回流</w:t>
+            </w:r>
+          </w:p>
+        </w:tc>
+        <w:tc>
+          <w:tcPr>
+            <w:tcW w:type="dxa" w:w="1930"/>
+          </w:tcPr>
+          <w:p>
+            <w:r>
+              <w:rPr>
+                <w:rFonts w:ascii="微软雅黑" w:hAnsi="微软雅黑" w:eastAsia="微软雅黑"/>
+                <w:b w:val="0"/>
+                <w:sz w:val="18"/>
+              </w:rPr>
+              <w:t>配比重构</w:t>
+            </w:r>
+          </w:p>
+        </w:tc>
+      </w:tr>
+      <w:tr>
+        <w:tc>
+          <w:tcPr>
+            <w:tcW w:type="dxa" w:w="1930"/>
+          </w:tcPr>
+          <w:p>
+            <w:r>
+              <w:rPr>
+                <w:rFonts w:ascii="微软雅黑" w:hAnsi="微软雅黑" w:eastAsia="微软雅黑"/>
+                <w:b w:val="0"/>
+                <w:sz w:val="18"/>
+              </w:rPr>
+              <w:t>每 GW CPU 核数需求</w:t>
+            </w:r>
+          </w:p>
+        </w:tc>
+        <w:tc>
+          <w:tcPr>
+            <w:tcW w:type="dxa" w:w="1930"/>
+          </w:tcPr>
+          <w:p>
+            <w:r>
+              <w:rPr>
+                <w:rFonts w:ascii="微软雅黑" w:hAnsi="微软雅黑" w:eastAsia="微软雅黑"/>
+                <w:b w:val="0"/>
+                <w:sz w:val="18"/>
+              </w:rPr>
+              <w:t>生成式时代基线</w:t>
+            </w:r>
+          </w:p>
+        </w:tc>
+        <w:tc>
+          <w:tcPr>
+            <w:tcW w:type="dxa" w:w="1930"/>
+          </w:tcPr>
+          <w:p>
+            <w:r>
+              <w:rPr>
+                <w:rFonts w:ascii="微软雅黑" w:hAnsi="微软雅黑" w:eastAsia="微软雅黑"/>
+                <w:b w:val="0"/>
+                <w:sz w:val="18"/>
+              </w:rPr>
+              <w:t>Agentic</w:t>
+            </w:r>
+          </w:p>
+        </w:tc>
+        <w:tc>
+          <w:tcPr>
+            <w:tcW w:type="dxa" w:w="1930"/>
+          </w:tcPr>
+          <w:p>
+            <w:r>
+              <w:rPr>
+                <w:rFonts w:ascii="微软雅黑" w:hAnsi="微软雅黑" w:eastAsia="微软雅黑"/>
+                <w:b/>
+                <w:sz w:val="18"/>
+              </w:rPr>
+              <w:t>约 4×</w:t>
+            </w:r>
+          </w:p>
+        </w:tc>
+        <w:tc>
+          <w:tcPr>
+            <w:tcW w:type="dxa" w:w="1930"/>
+          </w:tcPr>
+          <w:p>
+            <w:r>
+              <w:rPr>
+                <w:rFonts w:ascii="微软雅黑" w:hAnsi="微软雅黑" w:eastAsia="微软雅黑"/>
+                <w:b w:val="0"/>
+                <w:sz w:val="18"/>
+              </w:rPr>
+              <w:t>TrendForce 引用口径</w:t>
+            </w:r>
+          </w:p>
+        </w:tc>
+      </w:tr>
+      <w:tr>
+        <w:tc>
+          <w:tcPr>
+            <w:tcW w:type="dxa" w:w="1930"/>
+          </w:tcPr>
+          <w:p>
+            <w:r>
+              <w:rPr>
+                <w:rFonts w:ascii="微软雅黑" w:hAnsi="微软雅黑" w:eastAsia="微软雅黑"/>
+                <w:b w:val="0"/>
+                <w:sz w:val="18"/>
+              </w:rPr>
+              <w:t>CPU 成本占比</w:t>
+            </w:r>
+          </w:p>
+        </w:tc>
+        <w:tc>
+          <w:tcPr>
+            <w:tcW w:type="dxa" w:w="1930"/>
+          </w:tcPr>
+          <w:p>
+            <w:r>
+              <w:rPr>
+                <w:rFonts w:ascii="微软雅黑" w:hAnsi="微软雅黑" w:eastAsia="微软雅黑"/>
+                <w:b w:val="0"/>
+                <w:sz w:val="18"/>
+              </w:rPr>
+              <w:t>约 15%</w:t>
+            </w:r>
+          </w:p>
+        </w:tc>
+        <w:tc>
+          <w:tcPr>
+            <w:tcW w:type="dxa" w:w="1930"/>
+          </w:tcPr>
+          <w:p>
+            <w:r>
+              <w:rPr>
+                <w:rFonts w:ascii="微软雅黑" w:hAnsi="微软雅黑" w:eastAsia="微软雅黑"/>
+                <w:b w:val="0"/>
+                <w:sz w:val="18"/>
+              </w:rPr>
+              <w:t>40%+</w:t>
+            </w:r>
+          </w:p>
+        </w:tc>
+        <w:tc>
+          <w:tcPr>
+            <w:tcW w:type="dxa" w:w="1930"/>
+          </w:tcPr>
+          <w:p>
+            <w:r>
+              <w:rPr>
+                <w:rFonts w:ascii="微软雅黑" w:hAnsi="微软雅黑" w:eastAsia="微软雅黑"/>
+                <w:b/>
+                <w:sz w:val="18"/>
+              </w:rPr>
+              <w:t>BOM 结构变化</w:t>
+            </w:r>
+          </w:p>
+        </w:tc>
+        <w:tc>
+          <w:tcPr>
+            <w:tcW w:type="dxa" w:w="1930"/>
+          </w:tcPr>
+          <w:p>
+            <w:r>
+              <w:rPr>
+                <w:rFonts w:ascii="微软雅黑" w:hAnsi="微软雅黑" w:eastAsia="微软雅黑"/>
+                <w:b w:val="0"/>
+                <w:sz w:val="18"/>
+              </w:rPr>
+              <w:t>成本结构</w:t>
+            </w:r>
+          </w:p>
+        </w:tc>
+      </w:tr>
+      <w:tr>
+        <w:tc>
+          <w:tcPr>
+            <w:tcW w:type="dxa" w:w="1930"/>
+          </w:tcPr>
+          <w:p>
+            <w:r>
+              <w:rPr>
+                <w:rFonts w:ascii="微软雅黑" w:hAnsi="微软雅黑" w:eastAsia="微软雅黑"/>
+                <w:b w:val="0"/>
+                <w:sz w:val="18"/>
+              </w:rPr>
+              <w:t>Coding Agent Token 放大</w:t>
+            </w:r>
+          </w:p>
+        </w:tc>
+        <w:tc>
+          <w:tcPr>
+            <w:tcW w:type="dxa" w:w="1930"/>
+          </w:tcPr>
+          <w:p>
+            <w:r>
+              <w:rPr>
+                <w:rFonts w:ascii="微软雅黑" w:hAnsi="微软雅黑" w:eastAsia="微软雅黑"/>
+                <w:b w:val="0"/>
+                <w:sz w:val="18"/>
+              </w:rPr>
+              <w:t>单次问答</w:t>
+            </w:r>
+          </w:p>
+        </w:tc>
+        <w:tc>
+          <w:tcPr>
+            <w:tcW w:type="dxa" w:w="1930"/>
+          </w:tcPr>
+          <w:p>
+            <w:r>
+              <w:rPr>
+                <w:rFonts w:ascii="微软雅黑" w:hAnsi="微软雅黑" w:eastAsia="微软雅黑"/>
+                <w:b w:val="0"/>
+                <w:sz w:val="18"/>
+              </w:rPr>
+              <w:t>Agent 闭环</w:t>
+            </w:r>
+          </w:p>
+        </w:tc>
+        <w:tc>
+          <w:tcPr>
+            <w:tcW w:type="dxa" w:w="1930"/>
+          </w:tcPr>
+          <w:p>
+            <w:r>
+              <w:rPr>
+                <w:rFonts w:ascii="微软雅黑" w:hAnsi="微软雅黑" w:eastAsia="微软雅黑"/>
+                <w:b/>
+                <w:sz w:val="18"/>
+              </w:rPr>
+              <w:t>10–15×</w:t>
+            </w:r>
+          </w:p>
+        </w:tc>
+        <w:tc>
+          <w:tcPr>
+            <w:tcW w:type="dxa" w:w="1930"/>
+          </w:tcPr>
+          <w:p>
+            <w:r>
+              <w:rPr>
+                <w:rFonts w:ascii="微软雅黑" w:hAnsi="微软雅黑" w:eastAsia="微软雅黑"/>
+                <w:b w:val="0"/>
+                <w:sz w:val="18"/>
+              </w:rPr>
+              <w:t>负载特征</w:t>
+            </w:r>
+          </w:p>
+        </w:tc>
+      </w:tr>
+      <w:tr>
+        <w:tc>
+          <w:tcPr>
+            <w:tcW w:type="dxa" w:w="1930"/>
+          </w:tcPr>
+          <w:p>
+            <w:r>
+              <w:rPr>
+                <w:rFonts w:ascii="微软雅黑" w:hAnsi="微软雅黑" w:eastAsia="微软雅黑"/>
+                <w:b w:val="0"/>
+                <w:sz w:val="18"/>
+              </w:rPr>
+              <w:t>玄铁 C950 频率/发射</w:t>
+            </w:r>
+          </w:p>
+        </w:tc>
+        <w:tc>
+          <w:tcPr>
+            <w:tcW w:type="dxa" w:w="1930"/>
+          </w:tcPr>
+          <w:p>
+            <w:r>
+              <w:rPr>
+                <w:rFonts w:ascii="微软雅黑" w:hAnsi="微软雅黑" w:eastAsia="微软雅黑"/>
+                <w:b w:val="0"/>
+                <w:sz w:val="18"/>
+              </w:rPr>
+              <w:t>—</w:t>
+            </w:r>
+          </w:p>
+        </w:tc>
+        <w:tc>
+          <w:tcPr>
+            <w:tcW w:type="dxa" w:w="1930"/>
+          </w:tcPr>
+          <w:p>
+            <w:r>
+              <w:rPr>
+                <w:rFonts w:ascii="微软雅黑" w:hAnsi="微软雅黑" w:eastAsia="微软雅黑"/>
+                <w:b w:val="0"/>
+                <w:sz w:val="18"/>
+              </w:rPr>
+              <w:t>&gt;3GHz / 8-issue / RVA23.1</w:t>
+            </w:r>
+          </w:p>
+        </w:tc>
+        <w:tc>
+          <w:tcPr>
+            <w:tcW w:type="dxa" w:w="1930"/>
+          </w:tcPr>
+          <w:p>
+            <w:r>
+              <w:rPr>
+                <w:rFonts w:ascii="微软雅黑" w:hAnsi="微软雅黑" w:eastAsia="微软雅黑"/>
+                <w:b/>
+                <w:sz w:val="18"/>
+              </w:rPr>
+              <w:t>旗舰服务器基线</w:t>
+            </w:r>
+          </w:p>
+        </w:tc>
+        <w:tc>
+          <w:tcPr>
+            <w:tcW w:type="dxa" w:w="1930"/>
+          </w:tcPr>
+          <w:p>
+            <w:r>
+              <w:rPr>
+                <w:rFonts w:ascii="微软雅黑" w:hAnsi="微软雅黑" w:eastAsia="微软雅黑"/>
+                <w:b w:val="0"/>
+                <w:sz w:val="18"/>
+              </w:rPr>
+              <w:t>规格卡</w:t>
+            </w:r>
+          </w:p>
+        </w:tc>
+      </w:tr>
+      <w:tr>
+        <w:tc>
+          <w:tcPr>
+            <w:tcW w:type="dxa" w:w="1930"/>
+          </w:tcPr>
+          <w:p>
+            <w:r>
+              <w:rPr>
+                <w:rFonts w:ascii="微软雅黑" w:hAnsi="微软雅黑" w:eastAsia="微软雅黑"/>
+                <w:b w:val="0"/>
+                <w:sz w:val="18"/>
+              </w:rPr>
+              <w:t>Pulsar 单核 FP4</w:t>
+            </w:r>
+          </w:p>
+        </w:tc>
+        <w:tc>
+          <w:tcPr>
+            <w:tcW w:type="dxa" w:w="1930"/>
+          </w:tcPr>
+          <w:p>
+            <w:r>
+              <w:rPr>
+                <w:rFonts w:ascii="微软雅黑" w:hAnsi="微软雅黑" w:eastAsia="微软雅黑"/>
+                <w:b w:val="0"/>
+                <w:sz w:val="18"/>
+              </w:rPr>
+              <w:t>—</w:t>
+            </w:r>
+          </w:p>
+        </w:tc>
+        <w:tc>
+          <w:tcPr>
+            <w:tcW w:type="dxa" w:w="1930"/>
+          </w:tcPr>
+          <w:p>
+            <w:r>
+              <w:rPr>
+                <w:rFonts w:ascii="微软雅黑" w:hAnsi="微软雅黑" w:eastAsia="微软雅黑"/>
+                <w:b w:val="0"/>
+                <w:sz w:val="18"/>
+              </w:rPr>
+              <w:t>&gt;8 TFLOPS</w:t>
+            </w:r>
+          </w:p>
+        </w:tc>
+        <w:tc>
+          <w:tcPr>
+            <w:tcW w:type="dxa" w:w="1930"/>
+          </w:tcPr>
+          <w:p>
+            <w:r>
+              <w:rPr>
+                <w:rFonts w:ascii="微软雅黑" w:hAnsi="微软雅黑" w:eastAsia="微软雅黑"/>
+                <w:b/>
+                <w:sz w:val="18"/>
+              </w:rPr>
+              <w:t>矩阵进入 CPU 主线</w:t>
+            </w:r>
+          </w:p>
+        </w:tc>
+        <w:tc>
+          <w:tcPr>
+            <w:tcW w:type="dxa" w:w="1930"/>
+          </w:tcPr>
+          <w:p>
+            <w:r>
+              <w:rPr>
+                <w:rFonts w:ascii="微软雅黑" w:hAnsi="微软雅黑" w:eastAsia="微软雅黑"/>
+                <w:b w:val="0"/>
+                <w:sz w:val="18"/>
+              </w:rPr>
+              <w:t>Titan/Pulsar</w:t>
+            </w:r>
+          </w:p>
+        </w:tc>
+      </w:tr>
+      <w:tr>
+        <w:tc>
+          <w:tcPr>
+            <w:tcW w:type="dxa" w:w="1930"/>
+          </w:tcPr>
+          <w:p>
+            <w:r>
+              <w:rPr>
+                <w:rFonts w:ascii="微软雅黑" w:hAnsi="微软雅黑" w:eastAsia="微软雅黑"/>
+                <w:b w:val="0"/>
+                <w:sz w:val="18"/>
+              </w:rPr>
+              <w:t>SPECint2006</w:t>
+            </w:r>
+          </w:p>
+        </w:tc>
+        <w:tc>
+          <w:tcPr>
+            <w:tcW w:type="dxa" w:w="1930"/>
+          </w:tcPr>
+          <w:p>
+            <w:r>
+              <w:rPr>
+                <w:rFonts w:ascii="微软雅黑" w:hAnsi="微软雅黑" w:eastAsia="微软雅黑"/>
+                <w:b w:val="0"/>
+                <w:sz w:val="18"/>
+              </w:rPr>
+              <w:t>—</w:t>
+            </w:r>
+          </w:p>
+        </w:tc>
+        <w:tc>
+          <w:tcPr>
+            <w:tcW w:type="dxa" w:w="1930"/>
+          </w:tcPr>
+          <w:p>
+            <w:r>
+              <w:rPr>
+                <w:rFonts w:ascii="微软雅黑" w:hAnsi="微软雅黑" w:eastAsia="微软雅黑"/>
+                <w:b w:val="0"/>
+                <w:sz w:val="18"/>
+              </w:rPr>
+              <w:t>70+</w:t>
+            </w:r>
+          </w:p>
+        </w:tc>
+        <w:tc>
+          <w:tcPr>
+            <w:tcW w:type="dxa" w:w="1930"/>
+          </w:tcPr>
+          <w:p>
+            <w:r>
+              <w:rPr>
+                <w:rFonts w:ascii="微软雅黑" w:hAnsi="微软雅黑" w:eastAsia="微软雅黑"/>
+                <w:b/>
+                <w:sz w:val="18"/>
+              </w:rPr>
+              <w:t>通用性能锚点</w:t>
+            </w:r>
+          </w:p>
+        </w:tc>
+        <w:tc>
+          <w:tcPr>
+            <w:tcW w:type="dxa" w:w="1930"/>
+          </w:tcPr>
+          <w:p>
+            <w:r>
+              <w:rPr>
+                <w:rFonts w:ascii="微软雅黑" w:hAnsi="微软雅黑" w:eastAsia="微软雅黑"/>
+                <w:b w:val="0"/>
+                <w:sz w:val="18"/>
+              </w:rPr>
+              <w:t>规格卡</w:t>
+            </w:r>
+          </w:p>
+        </w:tc>
+      </w:tr>
+    </w:tbl>
+    <w:p/>
+    <w:p>
+      <w:pPr>
+        <w:pStyle w:val="Heading2"/>
+      </w:pPr>
+      <w:r>
+        <w:rPr>
+          <w:rFonts w:ascii="微软雅黑" w:hAnsi="微软雅黑" w:eastAsia="微软雅黑"/>
+          <w:b/>
+          <w:sz w:val="26"/>
+        </w:rPr>
+        <w:t>四、技术展开与PPT佐证</w:t>
       </w:r>
     </w:p>
     <w:p>
@@ -1000,7 +1662,7 @@
           <w:b/>
           <w:sz w:val="26"/>
         </w:rPr>
-        <w:t>四、面向未来的洞察（洞察PPT素材）</w:t>
+        <w:t>五、面向未来的洞察（洞察PPT素材）</w:t>
       </w:r>
     </w:p>
     <w:p>
@@ -1013,7 +1675,7 @@
           <w:b w:val="0"/>
           <w:sz w:val="20"/>
         </w:rPr>
-        <w:t>本节可直接拆成洞察PPT的判断页/动作页/金句页。</w:t>
+        <w:t>本节可直接拆成洞察PPT的判断页/对比页/动作页/金句页；指标对比见上文表格。</w:t>
       </w:r>
     </w:p>
     <w:p>
@@ -1248,6 +1910,20 @@
           <w:sz w:val="22"/>
         </w:rPr>
         <w:t>洞察金句：Agentic 时代，CPU 从配角回到编排与数据路径中心。</w:t>
+      </w:r>
+    </w:p>
+    <w:p>
+      <w:pPr>
+        <w:pStyle w:val="ListBullet"/>
+        <w:spacing w:after="60"/>
+      </w:pPr>
+      <w:r>
+        <w:rPr>
+          <w:rFonts w:ascii="微软雅黑" w:hAnsi="微软雅黑" w:eastAsia="微软雅黑"/>
+          <w:b w:val="0"/>
+          <w:sz w:val="22"/>
+        </w:rPr>
+        <w:t>页建议：CPU:GPU 配比与每GW核数4×、C950 FP4&gt;8TFLOPS 指标卡。</w:t>
       </w:r>
     </w:p>
     <w:sectPr>
